--- a/ocr_results/1. ОБРАЗЦЫ РУКОПИСНОГО ТЕКСТА/ТАКТ52-П1ПС.docx
+++ b/ocr_results/1. ОБРАЗЦЫ РУКОПИСНОГО ТЕКСТА/ТАКТ52-П1ПС.docx
@@ -8,7 +8,13 @@
       </w:pPr>
       <w:r>
         <w:rPr/>
-        <w:t>Нав. № 621/ОСЦ-1983</w:t>
+        <w:t xml:space="preserve">Нав. № </w:t>
+      </w:r>
+      <w:r>
+        <w:rPr>
+          <w:highlight w:val="yellow"/>
+        </w:rPr>
+        <w:t>621/ОСЦ-1983</w:t>
       </w:r>
     </w:p>
     <w:p>
@@ -32,7 +38,13 @@
     <w:p>
       <w:r>
         <w:rPr/>
-        <w:t>Заводской № 052792</w:t>
+        <w:t xml:space="preserve">Заводской № </w:t>
+      </w:r>
+      <w:r>
+        <w:rPr>
+          <w:highlight w:val="yellow"/>
+        </w:rPr>
+        <w:t>052792</w:t>
       </w:r>
     </w:p>
     <w:p>
@@ -648,7 +660,17 @@
       </w:pPr>
       <w:r>
         <w:rPr/>
-        <w:t>2.10 Масса тары с УКРКЦ 28,1 кг.</w:t>
+        <w:t xml:space="preserve">2.10 Масса тары с УКРКЦ </w:t>
+      </w:r>
+      <w:r>
+        <w:rPr>
+          <w:highlight w:val="yellow"/>
+        </w:rPr>
+        <w:t>28,1</w:t>
+      </w:r>
+      <w:r>
+        <w:rPr/>
+        <w:t xml:space="preserve"> кг.</w:t>
       </w:r>
     </w:p>
     <w:p>
@@ -947,7 +969,9 @@
           </w:tcPr>
           <w:p>
             <w:r>
-              <w:rPr/>
+              <w:rPr>
+                <w:highlight w:val="yellow"/>
+              </w:rPr>
               <w:t>052797</w:t>
             </w:r>
           </w:p>
@@ -1000,7 +1024,9 @@
           </w:tcPr>
           <w:p>
             <w:r>
-              <w:rPr/>
+              <w:rPr>
+                <w:highlight w:val="yellow"/>
+              </w:rPr>
               <w:t>052265</w:t>
             </w:r>
           </w:p>
@@ -1119,6 +1145,7 @@
             <w:r>
               <w:rPr>
                 <w:b/>
+                <w:highlight w:val="yellow"/>
               </w:rPr>
               <w:t>052278</w:t>
             </w:r>
@@ -1160,7 +1187,9 @@
           </w:tcPr>
           <w:p>
             <w:r>
-              <w:rPr/>
+              <w:rPr>
+                <w:highlight w:val="yellow"/>
+              </w:rPr>
               <w:t>052151</w:t>
             </w:r>
           </w:p>
@@ -1201,7 +1230,9 @@
           </w:tcPr>
           <w:p>
             <w:r>
-              <w:rPr/>
+              <w:rPr>
+                <w:highlight w:val="yellow"/>
+              </w:rPr>
               <w:t>-</w:t>
             </w:r>
           </w:p>
@@ -1242,7 +1273,9 @@
           </w:tcPr>
           <w:p>
             <w:r>
-              <w:rPr/>
+              <w:rPr>
+                <w:highlight w:val="yellow"/>
+              </w:rPr>
               <w:t>052127</w:t>
             </w:r>
           </w:p>
@@ -1407,7 +1440,17 @@
     <w:p>
       <w:r>
         <w:rPr/>
-        <w:t>ТАКТ52-П1 заводской №052792 соответствует сборочному чертежу ТАКТ52-П1 СБ и признано годным для эксплуатации.</w:t>
+        <w:t>ТАКТ52-П1 заводской №</w:t>
+      </w:r>
+      <w:r>
+        <w:rPr>
+          <w:highlight w:val="yellow"/>
+        </w:rPr>
+        <w:t>052792</w:t>
+      </w:r>
+      <w:r>
+        <w:rPr/>
+        <w:t xml:space="preserve"> соответствует сборочному чертежу ТАКТ52-П1 СБ и признано годным для эксплуатации.</w:t>
       </w:r>
     </w:p>
     <w:p>
@@ -1481,7 +1524,9 @@
         <w:pStyle w:val="Heading1"/>
       </w:pPr>
       <w:r>
-        <w:rPr/>
+        <w:rPr>
+          <w:highlight w:val="yellow"/>
+        </w:rPr>
         <w:t>ВА Павренкин</w:t>
       </w:r>
     </w:p>
@@ -1494,7 +1539,37 @@
     <w:p>
       <w:r>
         <w:rPr/>
-        <w:t>Дата изготовления «16» ___ 2019 г.</w:t>
+        <w:t>Дата изготовления «</w:t>
+      </w:r>
+      <w:r>
+        <w:rPr>
+          <w:highlight w:val="yellow"/>
+        </w:rPr>
+        <w:t>16</w:t>
+      </w:r>
+      <w:r>
+        <w:rPr/>
+        <w:t xml:space="preserve">» </w:t>
+      </w:r>
+      <w:r>
+        <w:rPr>
+          <w:highlight w:val="yellow"/>
+        </w:rPr>
+        <w:t>___</w:t>
+      </w:r>
+      <w:r>
+        <w:rPr/>
+        <w:t xml:space="preserve"> 20</w:t>
+      </w:r>
+      <w:r>
+        <w:rPr>
+          <w:highlight w:val="yellow"/>
+        </w:rPr>
+        <w:t>19</w:t>
+      </w:r>
+      <w:r>
+        <w:rPr/>
+        <w:t xml:space="preserve"> г.</w:t>
       </w:r>
     </w:p>
     <w:p>
@@ -1531,31 +1606,117 @@
     <w:p>
       <w:r>
         <w:rPr/>
-        <w:t>ТАКТ52-П1 заводской № 052797 упаковано ФГУП «ВНИИА» согласно требованиям, рассмотренным ТАКТ52-П1 УЧ.</w:t>
-      </w:r>
-    </w:p>
-    <w:p>
-      <w:r>
-        <w:rPr/>
-        <w:t>Тара ТАКТ52-П1-Ш опломбирована ОТК и ВП Минобороны России пломбами с наклейками клеем «ВНИИА», «ОТК 14», «1425».</w:t>
-      </w:r>
-    </w:p>
-    <w:p>
-      <w:r>
-        <w:rPr/>
-        <w:t>Количество пломб на таре 2 шт.</w:t>
-      </w:r>
-    </w:p>
-    <w:p>
-      <w:r>
-        <w:rPr/>
-        <w:t>Дата упаковывания «17» октября 2019 г.</w:t>
-      </w:r>
-    </w:p>
-    <w:p>
-      <w:r>
-        <w:rPr/>
-        <w:t>Упаковывание произвел М. И. Капустин</w:t>
+        <w:t xml:space="preserve">ТАКТ52-П1 заводской № </w:t>
+      </w:r>
+      <w:r>
+        <w:rPr>
+          <w:highlight w:val="yellow"/>
+        </w:rPr>
+        <w:t>052797</w:t>
+      </w:r>
+      <w:r>
+        <w:rPr/>
+        <w:t xml:space="preserve"> упаковано ФГУП «ВНИИА» согласно требованиям, рассмотренным ТАКТ52-П1 УЧ.</w:t>
+      </w:r>
+    </w:p>
+    <w:p>
+      <w:r>
+        <w:rPr/>
+        <w:t>Тара ТАКТ52-П1-Ш опломбирована ОТК и ВП Минобороны России пломбами с наклейками клеем «</w:t>
+      </w:r>
+      <w:r>
+        <w:rPr>
+          <w:highlight w:val="yellow"/>
+        </w:rPr>
+        <w:t>ВНИИА</w:t>
+      </w:r>
+      <w:r>
+        <w:rPr/>
+        <w:t>», «</w:t>
+      </w:r>
+      <w:r>
+        <w:rPr>
+          <w:highlight w:val="yellow"/>
+        </w:rPr>
+        <w:t>ОТК 14</w:t>
+      </w:r>
+      <w:r>
+        <w:rPr/>
+        <w:t>», «</w:t>
+      </w:r>
+      <w:r>
+        <w:rPr>
+          <w:highlight w:val="yellow"/>
+        </w:rPr>
+        <w:t>1425</w:t>
+      </w:r>
+      <w:r>
+        <w:rPr/>
+        <w:t>».</w:t>
+      </w:r>
+    </w:p>
+    <w:p>
+      <w:r>
+        <w:rPr/>
+        <w:t xml:space="preserve">Количество пломб на таре </w:t>
+      </w:r>
+      <w:r>
+        <w:rPr>
+          <w:highlight w:val="yellow"/>
+        </w:rPr>
+        <w:t>2</w:t>
+      </w:r>
+      <w:r>
+        <w:rPr/>
+        <w:t xml:space="preserve"> шт.</w:t>
+      </w:r>
+    </w:p>
+    <w:p>
+      <w:r>
+        <w:rPr/>
+        <w:t>Дата упаковывания «</w:t>
+      </w:r>
+      <w:r>
+        <w:rPr>
+          <w:highlight w:val="yellow"/>
+        </w:rPr>
+        <w:t>17</w:t>
+      </w:r>
+      <w:r>
+        <w:rPr/>
+        <w:t xml:space="preserve">» </w:t>
+      </w:r>
+      <w:r>
+        <w:rPr>
+          <w:highlight w:val="yellow"/>
+        </w:rPr>
+        <w:t>октября</w:t>
+      </w:r>
+      <w:r>
+        <w:rPr/>
+        <w:t xml:space="preserve"> 20</w:t>
+      </w:r>
+      <w:r>
+        <w:rPr>
+          <w:highlight w:val="yellow"/>
+        </w:rPr>
+        <w:t>19</w:t>
+      </w:r>
+      <w:r>
+        <w:rPr/>
+        <w:t xml:space="preserve"> г.</w:t>
+      </w:r>
+    </w:p>
+    <w:p>
+      <w:r>
+        <w:rPr/>
+        <w:t xml:space="preserve">Упаковывание произвел </w:t>
+      </w:r>
+      <w:r>
+        <w:rPr>
+          <w:highlight w:val="yellow"/>
+        </w:rPr>
+        <w:t>М. И. Капустин</w:t>
       </w:r>
     </w:p>
     <w:p>
@@ -4101,7 +4262,9 @@
           </w:tcPr>
           <w:p>
             <w:r>
-              <w:rPr/>
+              <w:rPr>
+                <w:highlight w:val="yellow"/>
+              </w:rPr>
               <w:t>1</w:t>
             </w:r>
           </w:p>
@@ -5629,13 +5792,17 @@
     </w:p>
     <w:p>
       <w:r>
-        <w:rPr/>
+        <w:rPr>
+          <w:highlight w:val="yellow"/>
+        </w:rPr>
         <w:t>[неразборчиво] ...согласовано постановление № 240 [подпись] О. Синицкий</w:t>
       </w:r>
     </w:p>
     <w:p>
       <w:r>
-        <w:rPr/>
+        <w:rPr>
+          <w:highlight w:val="yellow"/>
+        </w:rPr>
         <w:t>[неразборчиво] ...всего 333 4,3 кг/см³,</w:t>
       </w:r>
     </w:p>
